--- a/descargas/eso/word/PRESENTE_eso_s3_lunes-14-dic.docx
+++ b/descargas/eso/word/PRESENTE_eso_s3_lunes-14-dic.docx
@@ -86,7 +86,7 @@
       </w:pPr>
       <w:r>
         <w:rPr/>
-        <w:t xml:space="preserve">«Ayer encendimos la vela rosa: domingo Gaudete, el de la alegría. Jesús está cerca». El grupo de esta semana coloca las tiras, el lazo y el nudo cúbico de la plantilla 3.</w:t>
+        <w:t xml:space="preserve">«Ayer encendimos la vela rosa: domingo Gaudete, el de la alegría. Jesús está cerca». El grupo de esta semana coloca sobre la tapa el símbolo de la campaña (plantilla 3): un marcador de ubicación. Para encontrar al Presente a veces necesitamos la ubicación, la ayuda de otros, de Dios.</w:t>
       </w:r>
     </w:p>
     <w:p>
